--- a/docx/25_Research and Consultancy Management Information System (RC-MIS) - Feature Specification - Morise Holdings Limited.docx
+++ b/docx/25_Research and Consultancy Management Information System (RC-MIS) - Feature Specification - Morise Holdings Limited.docx
@@ -1784,6 +1784,282 @@
         <w:t>Prepared for Morise Holdings Limited as Document 25 of the project set. The organisation of Morise Research &amp; Consultancy Ltd (company, five field offices, twelve departments, six starter policies) is seeded in MBMS and live under the subsidiary-lifecycle capability. The RC-MIS itself remains a specification pending prioritisation against the other spec-stage subsidiary backlogs (docx/19-23).</w:t>
       </w:r>
     </w:p>
+    <w:p>
+      <w:pPr>
+        <w:pStyle w:val="Heading2"/>
+      </w:pPr>
+      <w:r>
+        <w:t>Addendum (9 September 2026) — Services Catalogue Seeded for Morise Research &amp; Consultancy Ltd</w:t>
+      </w:r>
+    </w:p>
+    <w:p>
+      <w:pPr>
+        <w:pStyle w:val="BodyText"/>
+      </w:pPr>
+      <w:r>
+        <w:t>Morise Research &amp; Consultancy Ltd was seeded in Update 99 (9 September 2026) as a spec-stage subsidiary with five field offices, twelve departments and zero products, on the reasoning that a consultancy is billed on contracts and timesheets rather than a priced catalogue. An administrator asked to add its products; following the precedent set by Morise Collateral Management Ltd (also contract-billed, but carrying a priced services catalogue since Update 60), this addendum records the first services catalogue seeded against this specification (Implementation Status Update 100, 9 September 2026).</w:t>
+      </w:r>
+    </w:p>
+    <w:p>
+      <w:pPr>
+        <w:pStyle w:val="Heading3"/>
+      </w:pPr>
+      <w:r>
+        <w:t>Categories and services seeded</w:t>
+      </w:r>
+    </w:p>
+    <w:tbl>
+      <w:tblPr>
+        <w:tblStyle w:val="TableGrid"/>
+        <w:tblW w:type="auto" w:w="0"/>
+        <w:tblLook w:firstColumn="1" w:firstRow="1" w:lastColumn="0" w:lastRow="0" w:noHBand="0" w:noVBand="1" w:val="04A0"/>
+      </w:tblPr>
+      <w:tblGrid>
+        <w:gridCol w:w="2880"/>
+        <w:gridCol w:w="2880"/>
+        <w:gridCol w:w="2880"/>
+      </w:tblGrid>
+      <w:tr>
+        <w:tc>
+          <w:tcPr>
+            <w:tcW w:type="dxa" w:w="2880"/>
+          </w:tcPr>
+          <w:p>
+            <w:r>
+              <w:t>Category</w:t>
+            </w:r>
+          </w:p>
+        </w:tc>
+        <w:tc>
+          <w:tcPr>
+            <w:tcW w:type="dxa" w:w="2880"/>
+          </w:tcPr>
+          <w:p>
+            <w:r>
+              <w:t>Items</w:t>
+            </w:r>
+          </w:p>
+        </w:tc>
+        <w:tc>
+          <w:tcPr>
+            <w:tcW w:type="dxa" w:w="2880"/>
+          </w:tcPr>
+          <w:p>
+            <w:r>
+              <w:t>Notes</w:t>
+            </w:r>
+          </w:p>
+        </w:tc>
+      </w:tr>
+      <w:tr>
+        <w:tc>
+          <w:tcPr>
+            <w:tcW w:type="dxa" w:w="2880"/>
+          </w:tcPr>
+          <w:p>
+            <w:r>
+              <w:t>Research &amp; Evaluation Studies</w:t>
+            </w:r>
+          </w:p>
+        </w:tc>
+        <w:tc>
+          <w:tcPr>
+            <w:tcW w:type="dxa" w:w="2880"/>
+          </w:tcPr>
+          <w:p>
+            <w:r>
+              <w:t>6</w:t>
+            </w:r>
+          </w:p>
+        </w:tc>
+        <w:tc>
+          <w:tcPr>
+            <w:tcW w:type="dxa" w:w="2880"/>
+          </w:tcPr>
+          <w:p>
+            <w:r>
+              <w:t>Baseline study, midline/endline evaluation, impact assessment, feasibility study, market research study and needs assessment — the core deliverable-generating engagements (section 2.4).</w:t>
+            </w:r>
+          </w:p>
+        </w:tc>
+      </w:tr>
+      <w:tr>
+        <w:tc>
+          <w:tcPr>
+            <w:tcW w:type="dxa" w:w="2880"/>
+          </w:tcPr>
+          <w:p>
+            <w:r>
+              <w:t>Field Data Collection</w:t>
+            </w:r>
+          </w:p>
+        </w:tc>
+        <w:tc>
+          <w:tcPr>
+            <w:tcW w:type="dxa" w:w="2880"/>
+          </w:tcPr>
+          <w:p>
+            <w:r>
+              <w:t>4</w:t>
+            </w:r>
+          </w:p>
+        </w:tc>
+        <w:tc>
+          <w:tcPr>
+            <w:tcW w:type="dxa" w:w="2880"/>
+          </w:tcPr>
+          <w:p>
+            <w:r>
+              <w:t>Quantitative household-survey enumeration, qualitative FGDs/KIIs, mobile/offline digital data-collection setup, and enumerator recruitment &amp; training (section 2.5).</w:t>
+            </w:r>
+          </w:p>
+        </w:tc>
+      </w:tr>
+      <w:tr>
+        <w:tc>
+          <w:tcPr>
+            <w:tcW w:type="dxa" w:w="2880"/>
+          </w:tcPr>
+          <w:p>
+            <w:r>
+              <w:t>Data Management &amp; Analysis</w:t>
+            </w:r>
+          </w:p>
+        </w:tc>
+        <w:tc>
+          <w:tcPr>
+            <w:tcW w:type="dxa" w:w="2880"/>
+          </w:tcPr>
+          <w:p>
+            <w:r>
+              <w:t>4</w:t>
+            </w:r>
+          </w:p>
+        </w:tc>
+        <w:tc>
+          <w:tcPr>
+            <w:tcW w:type="dxa" w:w="2880"/>
+          </w:tcPr>
+          <w:p>
+            <w:r>
+              <w:t>Data cleaning &amp; processing, quantitative statistical analysis, qualitative analysis &amp; coding, and data visualization/dashboard setup (section 2.6).</w:t>
+            </w:r>
+          </w:p>
+        </w:tc>
+      </w:tr>
+      <w:tr>
+        <w:tc>
+          <w:tcPr>
+            <w:tcW w:type="dxa" w:w="2880"/>
+          </w:tcPr>
+          <w:p>
+            <w:r>
+              <w:t>Monitoring &amp; Evaluation Services</w:t>
+            </w:r>
+          </w:p>
+        </w:tc>
+        <w:tc>
+          <w:tcPr>
+            <w:tcW w:type="dxa" w:w="2880"/>
+          </w:tcPr>
+          <w:p>
+            <w:r>
+              <w:t>3</w:t>
+            </w:r>
+          </w:p>
+        </w:tc>
+        <w:tc>
+          <w:tcPr>
+            <w:tcW w:type="dxa" w:w="2880"/>
+          </w:tcPr>
+          <w:p>
+            <w:r>
+              <w:t>M&amp;E framework design (Theory of Change &amp; logframe), indicator-tracking-system setup, and ongoing M&amp;E support (section 2.8).</w:t>
+            </w:r>
+          </w:p>
+        </w:tc>
+      </w:tr>
+      <w:tr>
+        <w:tc>
+          <w:tcPr>
+            <w:tcW w:type="dxa" w:w="2880"/>
+          </w:tcPr>
+          <w:p>
+            <w:r>
+              <w:t>Technical &amp; Policy Consultancy</w:t>
+            </w:r>
+          </w:p>
+        </w:tc>
+        <w:tc>
+          <w:tcPr>
+            <w:tcW w:type="dxa" w:w="2880"/>
+          </w:tcPr>
+          <w:p>
+            <w:r>
+              <w:t>4</w:t>
+            </w:r>
+          </w:p>
+        </w:tc>
+        <w:tc>
+          <w:tcPr>
+            <w:tcW w:type="dxa" w:w="2880"/>
+          </w:tcPr>
+          <w:p>
+            <w:r>
+              <w:t>Policy advisory &amp; briefing, institutional capacity assessment, strategic planning facilitation, and a senior-researcher day rate (sections 2.1, 2.12).</w:t>
+            </w:r>
+          </w:p>
+        </w:tc>
+      </w:tr>
+      <w:tr>
+        <w:tc>
+          <w:tcPr>
+            <w:tcW w:type="dxa" w:w="2880"/>
+          </w:tcPr>
+          <w:p>
+            <w:r>
+              <w:t>Training &amp; Capacity Building</w:t>
+            </w:r>
+          </w:p>
+        </w:tc>
+        <w:tc>
+          <w:tcPr>
+            <w:tcW w:type="dxa" w:w="2880"/>
+          </w:tcPr>
+          <w:p>
+            <w:r>
+              <w:t>2</w:t>
+            </w:r>
+          </w:p>
+        </w:tc>
+        <w:tc>
+          <w:tcPr>
+            <w:tcW w:type="dxa" w:w="2880"/>
+          </w:tcPr>
+          <w:p>
+            <w:r>
+              <w:t>Research-methods training workshop and M&amp;E capacity-building workshop (section 2.11).</w:t>
+            </w:r>
+          </w:p>
+        </w:tc>
+      </w:tr>
+    </w:tbl>
+    <w:p>
+      <w:pPr>
+        <w:pStyle w:val="BodyText"/>
+      </w:pPr>
+      <w:r>
+        <w:t>Every service carries a unit price in UGX, quoted against the standard unit a client's statement of work would use (per study, per session, per dataset, per day), so — unlike Morise Milling Ltd's internal raw-material lines — the entire catalogue is storefront-visible. Study design, analysis, policy advisory and the day-rate line are attributed to the Kampala Head Office; fieldwork-heavy lines (household-survey enumeration, focus groups, enumerator training, a needs assessment, ongoing M&amp;E support, and the two training workshops) are spread across the Gulu, Mbale, Mbarara and Karamoja field offices to reflect where that work actually happens.</w:t>
+      </w:r>
+    </w:p>
+    <w:p>
+      <w:pPr>
+        <w:pStyle w:val="BodyText"/>
+      </w:pPr>
+      <w:r>
+        <w:t>Seed-only — reuses the existing ensureService()/ensureCategory() helpers and the Product model exactly as every prior services catalogue (Logistics, Clearing &amp; Forwarding, Warehouse Management, Collateral Management); no schema, code, endpoint or permission change. Group catalogue now 81 products across 31 categories (76 storefront-priced, 5 internal-only); all seven operating subsidiaries sell at least one product or service.</w:t>
+      </w:r>
+    </w:p>
     <w:sectPr>
       <w:pgSz w:w="12240" w:h="15840"/>
       <w:pgMar w:top="1440" w:right="1800" w:bottom="1440" w:left="1800" w:header="720" w:footer="720" w:gutter="0"/>

--- a/docx/25_Research and Consultancy Management Information System (RC-MIS) - Feature Specification - Morise Holdings Limited.docx
+++ b/docx/25_Research and Consultancy Management Information System (RC-MIS) - Feature Specification - Morise Holdings Limited.docx
@@ -2060,6 +2060,22 @@
         <w:t>Seed-only — reuses the existing ensureService()/ensureCategory() helpers and the Product model exactly as every prior services catalogue (Logistics, Clearing &amp; Forwarding, Warehouse Management, Collateral Management); no schema, code, endpoint or permission change. Group catalogue now 81 products across 31 categories (76 storefront-priced, 5 internal-only); all seven operating subsidiaries sell at least one product or service.</w:t>
       </w:r>
     </w:p>
+    <w:p>
+      <w:pPr>
+        <w:pStyle w:val="Heading2"/>
+      </w:pPr>
+      <w:r>
+        <w:t>Addendum (9 September 2026) — Dockerized Backend, Admin App and Customer Storefront</w:t>
+      </w:r>
+    </w:p>
+    <w:p>
+      <w:pPr>
+        <w:pStyle w:val="BodyText"/>
+      </w:pPr>
+      <w:r>
+        <w:t>Dockerized Backend, Admin App and Customer Storefront (9 September 2026): the MBMS backend, Admin app and Customer Storefront each gain a Dockerfile and a docker-compose.yml service (alongside the existing Postgres/Redis containers) — one command, `docker compose up -d --build`, now brings up the entire platform, including whichever subsidiary systems from this document are eventually built on it (Implementation Status Update 101).</w:t>
+      </w:r>
+    </w:p>
     <w:sectPr>
       <w:pgSz w:w="12240" w:h="15840"/>
       <w:pgMar w:top="1440" w:right="1800" w:bottom="1440" w:left="1800" w:header="720" w:footer="720" w:gutter="0"/>

--- a/docx/25_Research and Consultancy Management Information System (RC-MIS) - Feature Specification - Morise Holdings Limited.docx
+++ b/docx/25_Research and Consultancy Management Information System (RC-MIS) - Feature Specification - Morise Holdings Limited.docx
@@ -2076,6 +2076,22 @@
         <w:t>Dockerized Backend, Admin App and Customer Storefront (9 September 2026): the MBMS backend, Admin app and Customer Storefront each gain a Dockerfile and a docker-compose.yml service (alongside the existing Postgres/Redis containers) — one command, `docker compose up -d --build`, now brings up the entire platform, including whichever subsidiary systems from this document are eventually built on it (Implementation Status Update 101).</w:t>
       </w:r>
     </w:p>
+    <w:p>
+      <w:pPr>
+        <w:pStyle w:val="Heading2"/>
+      </w:pPr>
+      <w:r>
+        <w:t>Addendum (9 September 2026) — Storefront Language Set Scoped to 9 Official Languages</w:t>
+      </w:r>
+    </w:p>
+    <w:p>
+      <w:pPr>
+        <w:pStyle w:val="BodyText"/>
+      </w:pPr>
+      <w:r>
+        <w:t>Storefront Language Set Scoped to 9 Official Languages (9 September 2026): see mbms/README.md — the Customer Storefront's language picker is now scoped to exactly the 9 languages an administrator named (English, Kiswahili, Luganda, Arabic, German, French, Spanish, Italian, Portuguese), grouped Uganda — Official/Global, Uganda — Official/Africa, Uganda — Bantu, Africa, Europe, The Americas. Front-end only; no change to this document's subsidiary.</w:t>
+      </w:r>
+    </w:p>
     <w:sectPr>
       <w:pgSz w:w="12240" w:h="15840"/>
       <w:pgMar w:top="1440" w:right="1800" w:bottom="1440" w:left="1800" w:header="720" w:footer="720" w:gutter="0"/>

--- a/docx/25_Research and Consultancy Management Information System (RC-MIS) - Feature Specification - Morise Holdings Limited.docx
+++ b/docx/25_Research and Consultancy Management Information System (RC-MIS) - Feature Specification - Morise Holdings Limited.docx
@@ -2092,6 +2092,22 @@
         <w:t>Storefront Language Set Scoped to 9 Official Languages (9 September 2026): see mbms/README.md — the Customer Storefront's language picker is now scoped to exactly the 9 languages an administrator named (English, Kiswahili, Luganda, Arabic, German, French, Spanish, Italian, Portuguese), grouped Uganda — Official/Global, Uganda — Official/Africa, Uganda — Bantu, Africa, Europe, The Americas. Front-end only; no change to this document's subsidiary.</w:t>
       </w:r>
     </w:p>
+    <w:p>
+      <w:pPr>
+        <w:pStyle w:val="Heading2"/>
+      </w:pPr>
+      <w:r>
+        <w:t>Addendum (9 September 2026) — Every Non-English Official Language Reaches 100% Key Parity</w:t>
+      </w:r>
+    </w:p>
+    <w:p>
+      <w:pPr>
+        <w:pStyle w:val="BodyText"/>
+      </w:pPr>
+      <w:r>
+        <w:t>Every Non-English Official Language Reaches 100% Key Parity (9 September 2026): see mbms/README.md — all 8 non-English official languages now carry a complete, 528/528-key translation of the Customer Storefront (up from 87.5%), closing a gap left by the group-storefront and delivery-confirmation / Morise e-Stamp features added after the original translation passes. Front-end only; no change to this document's subsidiary.</w:t>
+      </w:r>
+    </w:p>
     <w:sectPr>
       <w:pgSz w:w="12240" w:h="15840"/>
       <w:pgMar w:top="1440" w:right="1800" w:bottom="1440" w:left="1800" w:header="720" w:footer="720" w:gutter="0"/>

--- a/docx/25_Research and Consultancy Management Information System (RC-MIS) - Feature Specification - Morise Holdings Limited.docx
+++ b/docx/25_Research and Consultancy Management Information System (RC-MIS) - Feature Specification - Morise Holdings Limited.docx
@@ -2108,6 +2108,22 @@
         <w:t>Every Non-English Official Language Reaches 100% Key Parity (9 September 2026): see mbms/README.md — all 8 non-English official languages now carry a complete, 528/528-key translation of the Customer Storefront (up from 87.5%), closing a gap left by the group-storefront and delivery-confirmation / Morise e-Stamp features added after the original translation passes. Front-end only; no change to this document's subsidiary.</w:t>
       </w:r>
     </w:p>
+    <w:p>
+      <w:pPr>
+        <w:pStyle w:val="Heading2"/>
+      </w:pPr>
+      <w:r>
+        <w:t>Addendum (9 September 2026) — Admin App and Customer Storefront Connected to Netlify</w:t>
+      </w:r>
+    </w:p>
+    <w:p>
+      <w:pPr>
+        <w:pStyle w:val="BodyText"/>
+      </w:pPr>
+      <w:r>
+        <w:t>Admin App and Customer Storefront Connected to Netlify (9 September 2026): see mbms/README.md — the Admin app and Customer Storefront are now each live on their own Netlify site (morise-admin.netlify.app, morise-storefront.netlify.app); the backend stays hosted separately. Front-end deployment only; no change to this document's subsidiary.</w:t>
+      </w:r>
+    </w:p>
     <w:sectPr>
       <w:pgSz w:w="12240" w:h="15840"/>
       <w:pgMar w:top="1440" w:right="1800" w:bottom="1440" w:left="1800" w:header="720" w:footer="720" w:gutter="0"/>

--- a/docx/25_Research and Consultancy Management Information System (RC-MIS) - Feature Specification - Morise Holdings Limited.docx
+++ b/docx/25_Research and Consultancy Management Information System (RC-MIS) - Feature Specification - Morise Holdings Limited.docx
@@ -2124,6 +2124,22 @@
         <w:t>Admin App and Customer Storefront Connected to Netlify (9 September 2026): see mbms/README.md — the Admin app and Customer Storefront are now each live on their own Netlify site (morise-admin.netlify.app, morise-storefront.netlify.app); the backend stays hosted separately. Front-end deployment only; no change to this document's subsidiary.</w:t>
       </w:r>
     </w:p>
+    <w:p>
+      <w:pPr>
+        <w:pStyle w:val="Heading2"/>
+      </w:pPr>
+      <w:r>
+        <w:t>Addendum (9 September 2026) — Promo Banner Wordings Now Change With the Storefront Language</w:t>
+      </w:r>
+    </w:p>
+    <w:p>
+      <w:pPr>
+        <w:pStyle w:val="BodyText"/>
+      </w:pPr>
+      <w:r>
+        <w:t>Promo Banner Wordings Now Change With the Storefront Language (9 September 2026): see mbms/README.md - all 3 seeded Morise Agro Ltd promo banners (heading, body, link label) now translate fully through the backend content glossary in all 9 official languages, closing a gap left since the banners were first written (Update 39). Backend content-data only; no change to this document's subsidiary.</w:t>
+      </w:r>
+    </w:p>
     <w:sectPr>
       <w:pgSz w:w="12240" w:h="15840"/>
       <w:pgMar w:top="1440" w:right="1800" w:bottom="1440" w:left="1800" w:header="720" w:footer="720" w:gutter="0"/>

--- a/docx/25_Research and Consultancy Management Information System (RC-MIS) - Feature Specification - Morise Holdings Limited.docx
+++ b/docx/25_Research and Consultancy Management Information System (RC-MIS) - Feature Specification - Morise Holdings Limited.docx
@@ -2140,6 +2140,22 @@
         <w:t>Promo Banner Wordings Now Change With the Storefront Language (9 September 2026): see mbms/README.md - all 3 seeded Morise Agro Ltd promo banners (heading, body, link label) now translate fully through the backend content glossary in all 9 official languages, closing a gap left since the banners were first written (Update 39). Backend content-data only; no change to this document's subsidiary.</w:t>
       </w:r>
     </w:p>
+    <w:p>
+      <w:pPr>
+        <w:pStyle w:val="Heading2"/>
+      </w:pPr>
+      <w:r>
+        <w:t>Addendum (9 September 2026) — SSL/TLS Certificates via Let's Encrypt</w:t>
+      </w:r>
+    </w:p>
+    <w:p>
+      <w:pPr>
+        <w:pStyle w:val="BodyText"/>
+      </w:pPr>
+      <w:r>
+        <w:t>SSL/TLS Certificates via Let's Encrypt (9 September 2026): see mbms/README.md - Netlify and Render already auto-provision and auto-renew Let's Encrypt certificates for every site they host; a new mbms/deploy/ directory adds an equivalent free, auto-renewing HTTPS path (nginx-proxy + certbot) for a self-hosted docker-compose deployment. Infrastructure only; no change to this document's subsidiary.</w:t>
+      </w:r>
+    </w:p>
     <w:sectPr>
       <w:pgSz w:w="12240" w:h="15840"/>
       <w:pgMar w:top="1440" w:right="1800" w:bottom="1440" w:left="1800" w:header="720" w:footer="720" w:gutter="0"/>
